--- a/RFI-Docs/Boston Globe 9-8-24--The early evidence is flashing red-Elizabeth Warren convenes panel on military blast injuries.docx
+++ b/RFI-Docs/Boston Globe 9-8-24--The early evidence is flashing red-Elizabeth Warren convenes panel on military blast injuries.docx
@@ -4,7 +4,122 @@
   <w:body>
     <w:p>
       <w:pPr>
+        <w:jc w:val="left"/>
+      </w:pPr>
+      <w:r>
+        <w:rPr>
+          <w:color w:val="646464"/>
+          <w:sz w:val="18"/>
+        </w:rPr>
+        <w:t>Document: Boston Globe 9-8-24--The early evidence is flashing red-Elizabeth Warren convenes panel on military blast injuries.docx</w:t>
+      </w:r>
+    </w:p>
+    <w:p>
+      <w:pPr>
+        <w:jc w:val="left"/>
+      </w:pPr>
+      <w:r>
+        <w:rPr>
+          <w:color w:val="646464"/>
+          <w:sz w:val="18"/>
+        </w:rPr>
+        <w:t>Title: Boston Globe 9-8-24--The early evidence is flashing red-Elizabeth Warren convenes panel on military blast injuries</w:t>
+      </w:r>
+    </w:p>
+    <w:p>
+      <w:pPr>
+        <w:jc w:val="left"/>
+      </w:pPr>
+      <w:r>
+        <w:rPr>
+          <w:color w:val="646464"/>
+          <w:sz w:val="18"/>
+        </w:rPr>
+        <w:t>Topic: Traumatic Brain Injury (TBI) | Type: News Articles</w:t>
+      </w:r>
+    </w:p>
+    <w:p>
+      <w:pPr>
+        <w:jc w:val="left"/>
+      </w:pPr>
+      <w:r>
+        <w:rPr>
+          <w:color w:val="646464"/>
+          <w:sz w:val="18"/>
+        </w:rPr>
+        <w:t>Created: 2024-09-09 | By: Richman, Michael (VACO)</w:t>
+      </w:r>
+    </w:p>
+    <w:p>
+      <w:pPr>
+        <w:jc w:val="left"/>
+      </w:pPr>
+      <w:r>
+        <w:rPr>
+          <w:color w:val="646464"/>
+          <w:sz w:val="18"/>
+        </w:rPr>
+        <w:t>Modified: 2024-09-09 | By: Richman, Michael (VACO)</w:t>
+      </w:r>
+    </w:p>
+    <w:p>
+      <w:pPr>
+        <w:jc w:val="left"/>
+      </w:pPr>
+      <w:r>
+        <w:rPr>
+          <w:color w:val="C8C8C8"/>
+          <w:sz w:val="16"/>
+        </w:rPr>
+        <w:t>────────────────────────────────────────────────────────────────────────────────</w:t>
+      </w:r>
+    </w:p>
+    <w:p>
+      <w:pPr>
+        <w:jc w:val="left"/>
+      </w:pPr>
+      <w:r/>
+    </w:p>
+    <w:p>
+      <w:pPr>
+        <w:jc w:val="left"/>
+      </w:pPr>
+      <w:r>
+        <w:rPr>
+          <w:color w:val="646464"/>
+          <w:sz w:val="18"/>
+        </w:rPr>
+        <w:t>Topic: Traumatic Brain Injury (TBI) | Type: News Articles</w:t>
+      </w:r>
+    </w:p>
+    <w:p>
+      <w:pPr>
+        <w:jc w:val="left"/>
+      </w:pPr>
+      <w:r>
+        <w:rPr>
+          <w:color w:val="646464"/>
+          <w:sz w:val="18"/>
+        </w:rPr>
+        <w:t>Created: 2024-09-09 | By: Richman, Michael (VACO)</w:t>
+      </w:r>
+    </w:p>
+    <w:p>
+      <w:pPr>
+        <w:jc w:val="left"/>
+      </w:pPr>
+      <w:r>
+        <w:rPr>
+          <w:color w:val="646464"/>
+          <w:sz w:val="18"/>
+        </w:rPr>
+        <w:t>Modified: 2024-09-09 | By: Richman, Michael (VACO)</w:t>
+      </w:r>
+    </w:p>
+    <w:p>
+      <w:pPr>
         <w:spacing w:after="120" w:line="780" w:lineRule="atLeast"/>
+        <w:jc w:val="left"/>
         <w:outlineLvl w:val="0"/>
         <w:rPr>
           <w:rFonts w:ascii="Georgia" w:eastAsia="Times New Roman" w:hAnsi="Georgia" w:cs="Times New Roman"/>
@@ -18,15 +133,10 @@
       </w:pPr>
       <w:r>
         <w:rPr>
-          <w:rFonts w:ascii="Georgia" w:eastAsia="Times New Roman" w:hAnsi="Georgia" w:cs="Times New Roman"/>
-          <w:b/>
-          <w:bCs/>
-          <w:kern w:val="36"/>
-          <w:sz w:val="69"/>
-          <w:szCs w:val="69"/>
-          <w14:ligatures w14:val="none"/>
-        </w:rPr>
-        <w:t>‘The early evidence is flashing red’: Elizabeth Warren convenes panel on military blast injuries</w:t>
+          <w:color w:val="C8C8C8"/>
+          <w:sz w:val="16"/>
+        </w:rPr>
+        <w:t>────────────────────────────────────────────────────────────────────────────────</w:t>
       </w:r>
     </w:p>
     <w:p>
@@ -41,16 +151,7 @@
           <w14:ligatures w14:val="none"/>
         </w:rPr>
       </w:pPr>
-      <w:r>
-        <w:rPr>
-          <w:rFonts w:ascii="Georgia" w:eastAsia="Times New Roman" w:hAnsi="Georgia" w:cs="Times New Roman"/>
-          <w:kern w:val="0"/>
-          <w:sz w:val="39"/>
-          <w:szCs w:val="39"/>
-          <w14:ligatures w14:val="none"/>
-        </w:rPr>
-        <w:t>Experts say shock waves from low-level explosions raise risks of memory loss, suicide, and cancer</w:t>
-      </w:r>
+      <w:r/>
     </w:p>
     <w:p>
       <w:pPr>
